--- a/(e)CRF/Per protocolnaam/38_WIfI.docx
+++ b/(e)CRF/Per protocolnaam/38_WIfI.docx
@@ -25,7 +25,7 @@
           <w:szCs w:val="28"/>
           <w:lang w:val="fr-FR"/>
         </w:rPr>
-        <w:t xml:space="preserve">eCRF Document </w:t>
+        <w:t>eCRF Document 38: WIfI</w:t>
       </w:r>
       <w:proofErr w:type="gramStart"/>
       <w:r>
@@ -37,7 +37,6 @@
           <w:szCs w:val="28"/>
           <w:lang w:val="fr-FR"/>
         </w:rPr>
-        <w:t>3</w:t>
       </w:r>
       <w:r>
         <w:rPr>
@@ -48,7 +47,6 @@
           <w:szCs w:val="28"/>
           <w:lang w:val="fr-FR"/>
         </w:rPr>
-        <w:t>8</w:t>
       </w:r>
       <w:r>
         <w:rPr>
@@ -59,7 +57,6 @@
           <w:szCs w:val="28"/>
           <w:lang w:val="fr-FR"/>
         </w:rPr>
-        <w:t>:</w:t>
       </w:r>
       <w:proofErr w:type="gramEnd"/>
       <w:r>
@@ -71,7 +68,6 @@
           <w:szCs w:val="28"/>
           <w:lang w:val="fr-FR"/>
         </w:rPr>
-        <w:t xml:space="preserve"> </w:t>
       </w:r>
       <w:proofErr w:type="spellStart"/>
       <w:r>
@@ -83,7 +79,6 @@
           <w:szCs w:val="28"/>
           <w:lang w:val="fr-FR"/>
         </w:rPr>
-        <w:t>WIfI</w:t>
       </w:r>
       <w:proofErr w:type="spellEnd"/>
       <w:r>
@@ -95,7 +90,6 @@
           <w:szCs w:val="28"/>
           <w:lang w:val="fr-FR"/>
         </w:rPr>
-        <w:t xml:space="preserve"> </w:t>
       </w:r>
       <w:proofErr w:type="spellStart"/>
       <w:r>
@@ -107,7 +101,6 @@
           <w:szCs w:val="28"/>
           <w:lang w:val="fr-FR"/>
         </w:rPr>
-        <w:t>Classificatie</w:t>
       </w:r>
       <w:proofErr w:type="spellEnd"/>
       <w:r>
@@ -119,7 +112,6 @@
           <w:szCs w:val="28"/>
           <w:lang w:val="fr-FR"/>
         </w:rPr>
-        <w:t xml:space="preserve"> </w:t>
       </w:r>
       <w:proofErr w:type="spellStart"/>
       <w:r>
@@ -131,7 +123,6 @@
           <w:szCs w:val="28"/>
           <w:lang w:val="fr-FR"/>
         </w:rPr>
-        <w:t>Form</w:t>
       </w:r>
       <w:proofErr w:type="spellEnd"/>
     </w:p>
